--- a/crm/plantillas/15_Acta_de_terminacion.docx
+++ b/crm/plantillas/15_Acta_de_terminacion.docx
@@ -104,34 +104,14 @@
         </w:rPr>
         <w:t xml:space="preserve"> 1792807999001, representado por {ac}, en calidad de </w:t>
       </w:r>
-      <w:sdt>
-        <w:sdtPr>
-          <w:rPr>
-            <w:rFonts w:ascii="Titillium Web" w:hAnsi="Titillium Web"/>
-            <w:sz w:val="20"/>
-            <w:szCs w:val="20"/>
-          </w:rPr>
-          <w:id w:val="1997526782"/>
-          <w:placeholder>
-            <w:docPart w:val="3815821D7A6B4D0D9B0F73EB5BA9B552"/>
-          </w:placeholder>
-          <w:temporary/>
-          <w:comboBox>
-            <w:listItem w:displayText="administrador contador" w:value="administrador contador"/>
-            <w:listItem w:displayText="administradora contadora" w:value="administradora contadora"/>
-          </w:comboBox>
-        </w:sdtPr>
-        <w:sdtContent>
-          <w:r>
-            <w:rPr>
-              <w:rFonts w:ascii="Titillium Web" w:hAnsi="Titillium Web"/>
-              <w:sz w:val="20"/>
-              <w:szCs w:val="20"/>
-            </w:rPr>
-            <w:t>Administrador/a contador/a</w:t>
-          </w:r>
-        </w:sdtContent>
-      </w:sdt>
+      <w:r>
+        <w:rPr>
+          <w:rFonts w:ascii="Titillium Web" w:hAnsi="Titillium Web"/>
+          <w:sz w:val="20"/>
+          <w:szCs w:val="20"/>
+        </w:rPr>
+        <w:t xml:space="preserve">{administradoracontadora}</w:t>
+      </w:r>
       <w:r>
         <w:rPr>
           <w:rFonts w:ascii="Titillium Web" w:hAnsi="Titillium Web"/>
@@ -156,34 +136,14 @@
         </w:rPr>
         <w:t xml:space="preserve"> {cedulaAc}; por otra parte, {jefe}, en calidad de </w:t>
       </w:r>
-      <w:sdt>
-        <w:sdtPr>
-          <w:rPr>
-            <w:rFonts w:ascii="Titillium Web" w:hAnsi="Titillium Web"/>
-            <w:sz w:val="20"/>
-            <w:szCs w:val="20"/>
-          </w:rPr>
-          <w:id w:val="-2073340068"/>
-          <w:placeholder>
-            <w:docPart w:val="8BB44C06E9BC41F7902ACE0DF23E56CA"/>
-          </w:placeholder>
-          <w:temporary/>
-          <w:comboBox>
-            <w:listItem w:displayText="administrador" w:value="administrador"/>
-            <w:listItem w:displayText="administradora" w:value="administradora"/>
-          </w:comboBox>
-        </w:sdtPr>
-        <w:sdtContent>
-          <w:r>
-            <w:rPr>
-              <w:rFonts w:ascii="Titillium Web" w:hAnsi="Titillium Web"/>
-              <w:sz w:val="20"/>
-              <w:szCs w:val="20"/>
-            </w:rPr>
-            <w:t>Administrador/a</w:t>
-          </w:r>
-        </w:sdtContent>
-      </w:sdt>
+      <w:r>
+        <w:rPr>
+          <w:rFonts w:ascii="Titillium Web" w:hAnsi="Titillium Web"/>
+          <w:sz w:val="20"/>
+          <w:szCs w:val="20"/>
+        </w:rPr>
+        <w:t xml:space="preserve">{administradorAP}</w:t>
+      </w:r>
       <w:r>
         <w:rPr>
           <w:rFonts w:ascii="Titillium Web" w:hAnsi="Titillium Web"/>
@@ -192,34 +152,14 @@
         </w:rPr>
         <w:t xml:space="preserve"> </w:t>
       </w:r>
-      <w:sdt>
-        <w:sdtPr>
-          <w:rPr>
-            <w:rFonts w:ascii="Titillium Web" w:hAnsi="Titillium Web"/>
-            <w:sz w:val="20"/>
-            <w:szCs w:val="20"/>
-          </w:rPr>
-          <w:id w:val="-780803823"/>
-          <w:placeholder>
-            <w:docPart w:val="DefaultPlaceholder_-1854013438"/>
-          </w:placeholder>
-          <w:temporary/>
-          <w:comboBox>
-            <w:listItem w:displayText="del" w:value="del"/>
-            <w:listItem w:displayText="de la" w:value="de la"/>
-          </w:comboBox>
-        </w:sdtPr>
-        <w:sdtContent>
-          <w:r>
-            <w:rPr>
-              <w:rFonts w:ascii="Titillium Web" w:hAnsi="Titillium Web"/>
-              <w:sz w:val="20"/>
-              <w:szCs w:val="20"/>
-            </w:rPr>
-            <w:t>del/la</w:t>
-          </w:r>
-        </w:sdtContent>
-      </w:sdt>
+      <w:r>
+        <w:rPr>
+          <w:rFonts w:ascii="Titillium Web" w:hAnsi="Titillium Web"/>
+          <w:sz w:val="20"/>
+          <w:szCs w:val="20"/>
+        </w:rPr>
+        <w:t xml:space="preserve">{dellaAP}</w:t>
+      </w:r>
       <w:r>
         <w:rPr>
           <w:rFonts w:ascii="Titillium Web" w:hAnsi="Titillium Web"/>
@@ -515,35 +455,8 @@
           <w:sz w:val="20"/>
           <w:szCs w:val="20"/>
         </w:rPr>
-        <w:t xml:space="preserve"> y del </w:t>
-      </w:r>
-      <w:sdt>
-        <w:sdtPr>
-          <w:rPr>
-            <w:rFonts w:ascii="Titillium Web" w:hAnsi="Titillium Web" w:cstheme="minorBidi"/>
-            <w:sz w:val="20"/>
-            <w:szCs w:val="20"/>
-            <w:lang w:val="es-EC"/>
-          </w:rPr>
-          <w:id w:val="1613552855"/>
-          <w:temporary/>
-          <w:comboBox>
-            <w:listItem w:displayText="administrador" w:value="administrador"/>
-            <w:listItem w:displayText="administradora" w:value="administradora"/>
-          </w:comboBox>
-        </w:sdtPr>
-        <w:sdtContent>
-          <w:r>
-            <w:rPr>
-              <w:rFonts w:ascii="Titillium Web" w:hAnsi="Titillium Web" w:cstheme="minorBidi"/>
-              <w:sz w:val="20"/>
-              <w:szCs w:val="20"/>
-              <w:lang w:val="es-EC"/>
-            </w:rPr>
-            <w:t>Administrador/a</w:t>
-          </w:r>
-        </w:sdtContent>
-      </w:sdt>
+        <w:t xml:space="preserve"> y {dellaadministradorAP} del área protegida</w:t>
+      </w:r>
       <w:r>
         <w:rPr>
           <w:rFonts w:ascii="Titillium Web" w:hAnsi="Titillium Web" w:cstheme="minorBidi"/>
@@ -551,13 +464,22 @@
           <w:szCs w:val="20"/>
           <w:lang w:val="es-EC"/>
         </w:rPr>
-        <w:t xml:space="preserve"> del área protegida por parte del MAE</w:t>
+        <w:t xml:space="preserve"/>
       </w:r>
       <w:r>
         <w:rPr>
           <w:rFonts w:ascii="Titillium Web" w:hAnsi="Titillium Web" w:cstheme="minorBidi"/>
           <w:sz w:val="20"/>
           <w:szCs w:val="20"/>
+          <w:lang w:val="es-EC"/>
+        </w:rPr>
+        <w:t xml:space="preserve"> por parte del MAE</w:t>
+      </w:r>
+      <w:r>
+        <w:rPr>
+          <w:rFonts w:ascii="Titillium Web" w:hAnsi="Titillium Web" w:cstheme="minorBidi"/>
+          <w:sz w:val="20"/>
+          <w:szCs w:val="20"/>
         </w:rPr>
         <w:t xml:space="preserve">, mediante la suscripción de la respectiva acta de entrega-recepción definitiva, una vez </w:t>
       </w:r>
@@ -585,40 +507,22 @@
         </w:rPr>
         <w:t xml:space="preserve"> por parte </w:t>
       </w:r>
-      <w:sdt>
-        <w:sdtPr>
-          <w:rPr>
-            <w:rFonts w:ascii="Titillium Web" w:hAnsi="Titillium Web" w:cstheme="minorBidi"/>
-            <w:sz w:val="20"/>
-            <w:szCs w:val="20"/>
-            <w:lang w:val="es-EC"/>
-          </w:rPr>
-          <w:id w:val="1840196258"/>
-          <w:temporary/>
-          <w:comboBox>
-            <w:listItem w:displayText="del" w:value="del"/>
-            <w:listItem w:displayText="de la" w:value="de la"/>
-          </w:comboBox>
-        </w:sdtPr>
-        <w:sdtContent>
-          <w:r>
-            <w:rPr>
-              <w:rFonts w:ascii="Titillium Web" w:hAnsi="Titillium Web" w:cstheme="minorBidi"/>
-              <w:sz w:val="20"/>
-              <w:szCs w:val="20"/>
-              <w:lang w:val="es-EC"/>
-            </w:rPr>
-            <w:t>del/la</w:t>
-          </w:r>
-        </w:sdtContent>
-      </w:sdt>
       <w:r>
         <w:rPr>
           <w:rFonts w:ascii="Titillium Web" w:hAnsi="Titillium Web" w:cstheme="minorBidi"/>
           <w:sz w:val="20"/>
           <w:szCs w:val="20"/>
-        </w:rPr>
-        <w:t xml:space="preserve"> CONTRATISTA</w:t>
+          <w:lang w:val="es-EC"/>
+        </w:rPr>
+        <w:t xml:space="preserve">{dellaContratista}</w:t>
+      </w:r>
+      <w:r>
+        <w:rPr>
+          <w:rFonts w:ascii="Titillium Web" w:hAnsi="Titillium Web" w:cstheme="minorBidi"/>
+          <w:sz w:val="20"/>
+          <w:szCs w:val="20"/>
+        </w:rPr>
+        <w:t xml:space="preserve"/>
       </w:r>
       <w:r>
         <w:rPr>
@@ -757,41 +661,21 @@
           <w14:ligatures w14:val="standardContextual"/>
         </w:rPr>
       </w:pPr>
-      <w:sdt>
-        <w:sdtPr>
-          <w:rPr>
-            <w:rFonts w:ascii="Titillium Web" w:hAnsi="Titillium Web"/>
-            <w:sz w:val="20"/>
-            <w:szCs w:val="20"/>
-          </w:rPr>
-          <w:id w:val="-2048976727"/>
-          <w:placeholder>
-            <w:docPart w:val="DefaultPlaceholder_-1854013438"/>
-          </w:placeholder>
-          <w:temporary/>
-          <w:comboBox>
-            <w:listItem w:displayText="El" w:value="El"/>
-            <w:listItem w:displayText="La" w:value="La"/>
-          </w:comboBox>
-        </w:sdtPr>
-        <w:sdtContent>
-          <w:r>
-            <w:rPr>
-              <w:rFonts w:ascii="Titillium Web" w:hAnsi="Titillium Web"/>
-              <w:sz w:val="20"/>
-              <w:szCs w:val="20"/>
-            </w:rPr>
-            <w:t>El/la</w:t>
-          </w:r>
-        </w:sdtContent>
-      </w:sdt>
-      <w:r>
-        <w:rPr>
-          <w:rFonts w:ascii="Titillium Web" w:hAnsi="Titillium Web"/>
-          <w:sz w:val="20"/>
-          <w:szCs w:val="20"/>
-        </w:rPr>
-        <w:t xml:space="preserve"> </w:t>
+      <w:r>
+        <w:rPr>
+          <w:rFonts w:ascii="Titillium Web" w:hAnsi="Titillium Web"/>
+          <w:sz w:val="20"/>
+          <w:szCs w:val="20"/>
+        </w:rPr>
+        <w:t xml:space="preserve">{ElLaContratista}</w:t>
+      </w:r>
+      <w:r>
+        <w:rPr>
+          <w:rFonts w:ascii="Titillium Web" w:hAnsi="Titillium Web"/>
+          <w:sz w:val="20"/>
+          <w:szCs w:val="20"/>
+        </w:rPr>
+        <w:t xml:space="preserve"/>
       </w:r>
       <w:commentRangeStart w:id="1"/>
       <w:r>
@@ -800,7 +684,7 @@
           <w:sz w:val="20"/>
           <w:szCs w:val="20"/>
         </w:rPr>
-        <w:t xml:space="preserve">CONTRATISTA ejecutó el objeto contractual conforme a los términos, condiciones, especificaciones técnicas, requerimientos del contrato </w:t>
+        <w:t xml:space="preserve"> ejecutó el objeto contractual conforme a los términos, condiciones, especificaciones técnicas, requerimientos del contrato </w:t>
       </w:r>
       <w:r>
         <w:rPr>
@@ -818,148 +702,77 @@
         </w:rPr>
         <w:t xml:space="preserve"> por </w:t>
       </w:r>
-      <w:sdt>
-        <w:sdtPr>
-          <w:rPr>
-            <w:rFonts w:ascii="Titillium Web" w:hAnsi="Titillium Web"/>
-            <w:sz w:val="20"/>
-            <w:szCs w:val="20"/>
-          </w:rPr>
-          <w:id w:val="-860050674"/>
-          <w:temporary/>
-          <w:comboBox>
-            <w:listItem w:displayText="del" w:value="del"/>
-            <w:listItem w:displayText="de la" w:value="de la"/>
-          </w:comboBox>
-        </w:sdtPr>
-        <w:sdtContent>
-          <w:r>
-            <w:rPr>
-              <w:rFonts w:ascii="Titillium Web" w:hAnsi="Titillium Web"/>
-              <w:sz w:val="20"/>
-              <w:szCs w:val="20"/>
-            </w:rPr>
-            <w:t>del/la</w:t>
-          </w:r>
-        </w:sdtContent>
-      </w:sdt>
-      <w:r>
-        <w:rPr>
-          <w:rFonts w:ascii="Titillium Web" w:hAnsi="Titillium Web"/>
-          <w:sz w:val="20"/>
-          <w:szCs w:val="20"/>
-        </w:rPr>
-        <w:t xml:space="preserve"> </w:t>
-      </w:r>
-      <w:sdt>
-        <w:sdtPr>
-          <w:rPr>
-            <w:rFonts w:ascii="Titillium Web" w:hAnsi="Titillium Web"/>
-            <w:sz w:val="20"/>
-            <w:szCs w:val="20"/>
-          </w:rPr>
-          <w:id w:val="90283362"/>
-          <w:temporary/>
-          <w:comboBox>
-            <w:listItem w:displayText="administrador" w:value="administrador"/>
-            <w:listItem w:displayText="administradora" w:value="administradora"/>
-          </w:comboBox>
-        </w:sdtPr>
-        <w:sdtContent>
-          <w:r>
-            <w:rPr>
-              <w:rFonts w:ascii="Titillium Web" w:hAnsi="Titillium Web"/>
-              <w:sz w:val="20"/>
-              <w:szCs w:val="20"/>
-            </w:rPr>
-            <w:t>Administrador/a</w:t>
-          </w:r>
-        </w:sdtContent>
-      </w:sdt>
-      <w:r>
-        <w:rPr>
-          <w:rFonts w:ascii="Titillium Web" w:hAnsi="Titillium Web"/>
-          <w:sz w:val="20"/>
-          <w:szCs w:val="20"/>
-        </w:rPr>
-        <w:t xml:space="preserve"> del área protegida y/o por </w:t>
-      </w:r>
-      <w:sdt>
-        <w:sdtPr>
-          <w:rPr>
-            <w:rFonts w:ascii="Titillium Web" w:hAnsi="Titillium Web"/>
-            <w:sz w:val="20"/>
-            <w:szCs w:val="20"/>
-          </w:rPr>
-          <w:id w:val="569229832"/>
-          <w:placeholder>
-            <w:docPart w:val="DefaultPlaceholder_-1854013438"/>
-          </w:placeholder>
-          <w:temporary/>
-          <w:comboBox>
-            <w:listItem w:displayText="el" w:value="el"/>
-            <w:listItem w:displayText="la" w:value="la"/>
-          </w:comboBox>
-        </w:sdtPr>
-        <w:sdtContent>
-          <w:r>
-            <w:rPr>
-              <w:rFonts w:ascii="Titillium Web" w:hAnsi="Titillium Web"/>
-              <w:sz w:val="20"/>
-              <w:szCs w:val="20"/>
-            </w:rPr>
-            <w:t>el/</w:t>
-          </w:r>
-          <w:r>
-            <w:rPr>
-              <w:rFonts w:ascii="Titillium Web" w:hAnsi="Titillium Web"/>
-              <w:sz w:val="20"/>
-              <w:szCs w:val="20"/>
-            </w:rPr>
-            <w:t>la</w:t>
-          </w:r>
-        </w:sdtContent>
-      </w:sdt>
-      <w:r>
-        <w:rPr>
-          <w:rFonts w:ascii="Titillium Web" w:hAnsi="Titillium Web"/>
-          <w:sz w:val="20"/>
-          <w:szCs w:val="20"/>
-        </w:rPr>
-        <w:t xml:space="preserve"> </w:t>
-      </w:r>
-      <w:sdt>
-        <w:sdtPr>
-          <w:rPr>
-            <w:rFonts w:ascii="Titillium Web" w:hAnsi="Titillium Web"/>
-            <w:sz w:val="20"/>
-            <w:szCs w:val="20"/>
-          </w:rPr>
-          <w:id w:val="-1025238358"/>
-          <w:temporary/>
-          <w:comboBox>
-            <w:listItem w:displayText="administrador" w:value="administrador"/>
-            <w:listItem w:displayText="administradora" w:value="administradora"/>
-          </w:comboBox>
-        </w:sdtPr>
-        <w:sdtContent>
-          <w:r>
-            <w:rPr>
-              <w:rFonts w:ascii="Titillium Web" w:hAnsi="Titillium Web"/>
-              <w:sz w:val="20"/>
-              <w:szCs w:val="20"/>
-            </w:rPr>
-            <w:t>Administrador/a</w:t>
-          </w:r>
-        </w:sdtContent>
-      </w:sdt>
-      <w:r>
-        <w:rPr>
-          <w:rFonts w:ascii="Titillium Web" w:hAnsi="Titillium Web"/>
-          <w:sz w:val="20"/>
-          <w:szCs w:val="20"/>
-        </w:rPr>
-        <w:t xml:space="preserve"> de contrato.</w:t>
+      <w:r>
+        <w:rPr>
+          <w:rFonts w:ascii="Titillium Web" w:hAnsi="Titillium Web"/>
+          <w:sz w:val="20"/>
+          <w:szCs w:val="20"/>
+        </w:rPr>
+        <w:t xml:space="preserve">{ellaadministradorAP} del área</w:t>
+      </w:r>
+      <w:r>
+        <w:rPr>
+          <w:rFonts w:ascii="Titillium Web" w:hAnsi="Titillium Web"/>
+          <w:sz w:val="20"/>
+          <w:szCs w:val="20"/>
+        </w:rPr>
+        <w:t xml:space="preserve"/>
+      </w:r>
+      <w:r>
+        <w:rPr>
+          <w:rFonts w:ascii="Titillium Web" w:hAnsi="Titillium Web"/>
+          <w:sz w:val="20"/>
+          <w:szCs w:val="20"/>
+        </w:rPr>
+        <w:t xml:space="preserve"/>
+      </w:r>
+      <w:r>
+        <w:rPr>
+          <w:rFonts w:ascii="Titillium Web" w:hAnsi="Titillium Web"/>
+          <w:sz w:val="20"/>
+          <w:szCs w:val="20"/>
+        </w:rPr>
+        <w:t xml:space="preserve"> protegida y/o por </w:t>
+      </w:r>
+      <w:r>
+        <w:rPr>
+          <w:rFonts w:ascii="Titillium Web" w:hAnsi="Titillium Web"/>
+          <w:sz w:val="20"/>
+          <w:szCs w:val="20"/>
+        </w:rPr>
+        <w:t xml:space="preserve">{elLaAdminContrato}</w:t>
+      </w:r>
+      <w:r>
+        <w:rPr>
+          <w:rFonts w:ascii="Titillium Web" w:hAnsi="Titillium Web"/>
+          <w:sz w:val="20"/>
+          <w:szCs w:val="20"/>
+        </w:rPr>
+        <w:t xml:space="preserve"/>
+      </w:r>
+      <w:r>
+        <w:rPr>
+          <w:rFonts w:ascii="Titillium Web" w:hAnsi="Titillium Web"/>
+          <w:sz w:val="20"/>
+          <w:szCs w:val="20"/>
+        </w:rPr>
+        <w:t xml:space="preserve"/>
+      </w:r>
+      <w:r>
+        <w:rPr>
+          <w:rFonts w:ascii="Titillium Web" w:hAnsi="Titillium Web"/>
+          <w:sz w:val="20"/>
+          <w:szCs w:val="20"/>
+        </w:rPr>
+        <w:t xml:space="preserve"/>
+      </w:r>
+      <w:r>
+        <w:rPr>
+          <w:rFonts w:ascii="Titillium Web" w:hAnsi="Titillium Web"/>
+          <w:sz w:val="20"/>
+          <w:szCs w:val="20"/>
+        </w:rPr>
+        <w:t xml:space="preserve">.</w:t>
       </w:r>
       <w:commentRangeEnd w:id="1"/>
       <w:r>
@@ -1800,7 +1613,7 @@
                 <w:sz w:val="20"/>
                 <w:szCs w:val="20"/>
               </w:rPr>
-              <w:t>Si existe saldo no utilizado, dejar constancia de que no genera derecho de reclamo por parte del/la CONTRATISTA, salvo pacto expreso en contrario</w:t>
+              <w:t>Si existe saldo no utilizado, dejar constancia de que no genera derecho de reclamo por parte {dellaContratista}, salvo pacto expreso en contrario</w:t>
             </w:r>
             <w:r>
               <w:rPr>
@@ -2262,41 +2075,21 @@
         </w:rPr>
         <w:t xml:space="preserve">La Administración del contrato y/o el área requirente certifica que </w:t>
       </w:r>
-      <w:sdt>
-        <w:sdtPr>
-          <w:rPr>
-            <w:rFonts w:ascii="Titillium Web" w:hAnsi="Titillium Web"/>
-            <w:sz w:val="20"/>
-            <w:szCs w:val="20"/>
-          </w:rPr>
-          <w:id w:val="602541387"/>
-          <w:placeholder>
-            <w:docPart w:val="DefaultPlaceholder_-1854013438"/>
-          </w:placeholder>
-          <w:temporary/>
-          <w:comboBox>
-            <w:listItem w:displayText="el" w:value="el"/>
-            <w:listItem w:displayText="la" w:value="la"/>
-          </w:comboBox>
-        </w:sdtPr>
-        <w:sdtContent>
-          <w:r>
-            <w:rPr>
-              <w:rFonts w:ascii="Titillium Web" w:hAnsi="Titillium Web"/>
-              <w:sz w:val="20"/>
-              <w:szCs w:val="20"/>
-            </w:rPr>
-            <w:t>el/la</w:t>
-          </w:r>
-        </w:sdtContent>
-      </w:sdt>
-      <w:r>
-        <w:rPr>
-          <w:rFonts w:ascii="Titillium Web" w:hAnsi="Titillium Web"/>
-          <w:sz w:val="20"/>
-          <w:szCs w:val="20"/>
-        </w:rPr>
-        <w:t xml:space="preserve"> CONTRATISTA con RUC </w:t>
+      <w:r>
+        <w:rPr>
+          <w:rFonts w:ascii="Titillium Web" w:hAnsi="Titillium Web"/>
+          <w:sz w:val="20"/>
+          <w:szCs w:val="20"/>
+        </w:rPr>
+        <w:t xml:space="preserve">{elLaContratista}</w:t>
+      </w:r>
+      <w:r>
+        <w:rPr>
+          <w:rFonts w:ascii="Titillium Web" w:hAnsi="Titillium Web"/>
+          <w:sz w:val="20"/>
+          <w:szCs w:val="20"/>
+        </w:rPr>
+        <w:t xml:space="preserve"> con RUC </w:t>
       </w:r>
       <w:r>
         <w:rPr>
@@ -2557,33 +2350,15 @@
                 <w:lang w:eastAsia="es-EC"/>
               </w:rPr>
             </w:pPr>
-            <w:sdt>
-              <w:sdtPr>
-                <w:rPr>
-                  <w:rFonts w:ascii="Titillium Web" w:eastAsia="Arial" w:hAnsi="Titillium Web" w:cs="Arial"/>
-                  <w:sz w:val="20"/>
-                  <w:szCs w:val="20"/>
-                  <w:lang w:eastAsia="es-EC"/>
-                </w:rPr>
-                <w:id w:val="-1880614466"/>
-                <w:temporary/>
-                <w:comboBox>
-                  <w:listItem w:displayText="administrador" w:value="administrador"/>
-                  <w:listItem w:displayText="administradora" w:value="administradora"/>
-                </w:comboBox>
-              </w:sdtPr>
-              <w:sdtContent>
-                <w:r>
-                  <w:rPr>
-                    <w:rFonts w:ascii="Titillium Web" w:eastAsia="Arial" w:hAnsi="Titillium Web" w:cs="Arial"/>
-                    <w:sz w:val="20"/>
-                    <w:szCs w:val="20"/>
-                    <w:lang w:eastAsia="es-EC"/>
-                  </w:rPr>
-                  <w:t>Administrador/a</w:t>
-                </w:r>
-              </w:sdtContent>
-            </w:sdt>
+            <w:r>
+              <w:rPr>
+                <w:rFonts w:ascii="Titillium Web" w:eastAsia="Arial" w:hAnsi="Titillium Web" w:cs="Arial"/>
+                <w:sz w:val="20"/>
+                <w:szCs w:val="20"/>
+                <w:lang w:eastAsia="es-EC"/>
+              </w:rPr>
+              <w:t xml:space="preserve">{administradorAP}</w:t>
+            </w:r>
             <w:r>
               <w:rPr>
                 <w:rFonts w:ascii="Titillium Web" w:eastAsia="Arial" w:hAnsi="Titillium Web" w:cs="Arial"/>
@@ -2683,33 +2458,15 @@
                 <w:lang w:eastAsia="es-EC"/>
               </w:rPr>
             </w:pPr>
-            <w:sdt>
-              <w:sdtPr>
-                <w:rPr>
-                  <w:rFonts w:ascii="Titillium Web" w:eastAsia="Times New Roman" w:hAnsi="Titillium Web" w:cs="Times New Roman"/>
-                  <w:sz w:val="20"/>
-                  <w:szCs w:val="20"/>
-                  <w:lang w:eastAsia="es-EC"/>
-                </w:rPr>
-                <w:id w:val="-1008515966"/>
-                <w:temporary/>
-                <w:comboBox>
-                  <w:listItem w:displayText="administrador contador" w:value="administrador contador"/>
-                  <w:listItem w:displayText="administradora contadora" w:value="administradora contadora"/>
-                </w:comboBox>
-              </w:sdtPr>
-              <w:sdtContent>
-                <w:r>
-                  <w:rPr>
-                    <w:rFonts w:ascii="Titillium Web" w:eastAsia="Times New Roman" w:hAnsi="Titillium Web" w:cs="Times New Roman"/>
-                    <w:sz w:val="20"/>
-                    <w:szCs w:val="20"/>
-                    <w:lang w:eastAsia="es-EC"/>
-                  </w:rPr>
-                  <w:t>Administrador/a contador/a</w:t>
-                </w:r>
-              </w:sdtContent>
-            </w:sdt>
+            <w:r>
+              <w:rPr>
+                <w:rFonts w:ascii="Titillium Web" w:eastAsia="Times New Roman" w:hAnsi="Titillium Web" w:cs="Times New Roman"/>
+                <w:sz w:val="20"/>
+                <w:szCs w:val="20"/>
+                <w:lang w:eastAsia="es-EC"/>
+              </w:rPr>
+              <w:t xml:space="preserve">{AdminContador}</w:t>
+            </w:r>
           </w:p>
           <w:p>
             <w:pPr>
@@ -2821,48 +2578,27 @@
               <w:t xml:space="preserve"> </w:t>
             </w:r>
           </w:p>
-          <w:sdt>
-            <w:sdtPr>
+          <w:p>
+            <w:pPr>
+              <w:spacing w:after="0" w:line="240" w:lineRule="auto"/>
+              <w:jc w:val="center"/>
               <w:rPr>
                 <w:rFonts w:ascii="Titillium Web" w:eastAsia="Arial" w:hAnsi="Titillium Web" w:cs="Arial"/>
                 <w:sz w:val="20"/>
                 <w:szCs w:val="20"/>
                 <w:lang w:eastAsia="es-EC"/>
               </w:rPr>
-              <w:id w:val="1973561533"/>
-              <w:placeholder>
-                <w:docPart w:val="1908A60B8F5B48CAB4CD613FD82676D0"/>
-              </w:placeholder>
-              <w:temporary/>
-              <w:comboBox>
-                <w:listItem w:displayText="Proveedor" w:value="Proveedor"/>
-                <w:listItem w:displayText="Proveedora" w:value="Proveedora"/>
-              </w:comboBox>
-            </w:sdtPr>
-            <w:sdtContent>
-              <w:p>
-                <w:pPr>
-                  <w:spacing w:after="0" w:line="240" w:lineRule="auto"/>
-                  <w:jc w:val="center"/>
-                  <w:rPr>
-                    <w:rFonts w:ascii="Titillium Web" w:eastAsia="Arial" w:hAnsi="Titillium Web" w:cs="Arial"/>
-                    <w:sz w:val="20"/>
-                    <w:szCs w:val="20"/>
-                    <w:lang w:eastAsia="es-EC"/>
-                  </w:rPr>
-                </w:pPr>
-                <w:r>
-                  <w:rPr>
-                    <w:rFonts w:ascii="Titillium Web" w:eastAsia="Arial" w:hAnsi="Titillium Web" w:cs="Arial"/>
-                    <w:sz w:val="20"/>
-                    <w:szCs w:val="20"/>
-                    <w:lang w:eastAsia="es-EC"/>
-                  </w:rPr>
-                  <w:t>Proveedor/a</w:t>
-                </w:r>
-              </w:p>
-            </w:sdtContent>
-          </w:sdt>
+            </w:pPr>
+            <w:r>
+              <w:rPr>
+                <w:rFonts w:ascii="Titillium Web" w:eastAsia="Arial" w:hAnsi="Titillium Web" w:cs="Arial"/>
+                <w:sz w:val="20"/>
+                <w:szCs w:val="20"/>
+                <w:lang w:eastAsia="es-EC"/>
+              </w:rPr>
+              <w:t xml:space="preserve">{ProveedorTitulo}</w:t>
+            </w:r>
+          </w:p>
         </w:tc>
         <w:tc>
           <w:tcPr>
